--- a/20_Projects/企業のオンライン保健室/顧客/有限会社グリットワークス/01_メンバーカルテ/文屋伴張_受診時お持ちいただく文書_20261029.docx
+++ b/20_Projects/企業のオンライン保健室/顧客/有限会社グリットワークス/01_メンバーカルテ/文屋伴張_受診時お持ちいただく文書_20261029.docx
@@ -174,6 +174,14 @@
       </w:pPr>
       <w:r>
         <w:t>前の会社以来、健康診断を受けていません（2026年11月4日に健康診断を予約済みです）</w:t>
+      </w:r>
+    </w:p>
+    <w:p>
+      <w:pPr>
+        <w:pStyle w:val="ListBullet"/>
+      </w:pPr>
+      <w:r>
+        <w:t>11月5日に大泉メンタルクリニックの初診を予約していますが、診断書の発行時期が未定とのことで、先にこちらへの受診をお願いしました</w:t>
       </w:r>
     </w:p>
     <w:p>
